--- a/templates/03_academia/03_fichamento_texto.docx
+++ b/templates/03_academia/03_fichamento_texto.docx
@@ -33,7 +33,7 @@
           <w:sz w:val="20"/>
           <w:szCs w:val="20"/>
         </w:rPr>
-        <w:t xml:space="preserve">Obra: </w:t>
+        <w:t xml:space="preserve">OBRA: </w:t>
       </w:r>
       <w:r>
         <w:rPr>
@@ -44,7 +44,63 @@
           <w:sz w:val="20"/>
           <w:szCs w:val="20"/>
         </w:rPr>
-        <w:t xml:space="preserve">[REFERÊNCIA BIBLIOGRÁFICA COMPLETA]</w:t>
+        <w:t xml:space="preserve">[TÍTULO DA OBRA - EX: O CAPITAL, VOL. 1]</w:t>
+      </w:r>
+    </w:p>
+    <w:p>
+      <w:pPr>
+        <w:spacing w:after="100" w:before="100"/>
+        <w:ind w:left="400"/>
+      </w:pPr>
+      <w:r>
+        <w:rPr>
+          <w:rFonts w:ascii="Arial" w:cs="Arial" w:eastAsia="Arial" w:hAnsi="Arial"/>
+          <w:b/>
+          <w:bCs/>
+          <w:color w:val="2D6A4F"/>
+          <w:sz w:val="20"/>
+          <w:szCs w:val="20"/>
+        </w:rPr>
+        <w:t xml:space="preserve">AUTOR: </w:t>
+      </w:r>
+      <w:r>
+        <w:rPr>
+          <w:rFonts w:ascii="Arial" w:cs="Arial" w:eastAsia="Arial" w:hAnsi="Arial"/>
+          <w:i/>
+          <w:iCs/>
+          <w:color w:val="6B7280"/>
+          <w:sz w:val="20"/>
+          <w:szCs w:val="20"/>
+        </w:rPr>
+        <w:t xml:space="preserve">[NOME COMPLETO DO AUTOR]</w:t>
+      </w:r>
+    </w:p>
+    <w:p>
+      <w:pPr>
+        <w:spacing w:after="100" w:before="100"/>
+        <w:ind w:left="400"/>
+      </w:pPr>
+      <w:r>
+        <w:rPr>
+          <w:rFonts w:ascii="Arial" w:cs="Arial" w:eastAsia="Arial" w:hAnsi="Arial"/>
+          <w:b/>
+          <w:bCs/>
+          <w:color w:val="2D6A4F"/>
+          <w:sz w:val="20"/>
+          <w:szCs w:val="20"/>
+        </w:rPr>
+        <w:t xml:space="preserve">REFERÊNCIA BIBLIOGRÁFICA (ABNT): </w:t>
+      </w:r>
+      <w:r>
+        <w:rPr>
+          <w:rFonts w:ascii="Arial" w:cs="Arial" w:eastAsia="Arial" w:hAnsi="Arial"/>
+          <w:i/>
+          <w:iCs/>
+          <w:color w:val="6B7280"/>
+          <w:sz w:val="20"/>
+          <w:szCs w:val="20"/>
+        </w:rPr>
+        <w:t xml:space="preserve">[SOBRENOME, Nome. Título. Local: Editora, Ano.]</w:t>
       </w:r>
     </w:p>
     <w:p>
@@ -63,25 +119,13 @@
           <w:sz w:val="24"/>
           <w:szCs w:val="24"/>
         </w:rPr>
-        <w:t xml:space="preserve">Pontos-chave</w:t>
-      </w:r>
-    </w:p>
-    <w:p>
-      <w:pPr>
-        <w:spacing w:after="50" w:before="50"/>
-        <w:ind w:left="400" w:hanging="200"/>
-      </w:pPr>
-      <w:r>
-        <w:rPr>
-          <w:rFonts w:ascii="Arial" w:cs="Arial" w:eastAsia="Arial" w:hAnsi="Arial"/>
-          <w:b/>
-          <w:bCs/>
-          <w:color w:val="40916C"/>
-          <w:sz w:val="20"/>
-          <w:szCs w:val="20"/>
-        </w:rPr>
-        <w:t xml:space="preserve">● </w:t>
-      </w:r>
+        <w:t xml:space="preserve">1. RESUMO DA OBRA</w:t>
+      </w:r>
+    </w:p>
+    <w:p>
+      <w:pPr>
+        <w:spacing w:after="100" w:before="100"/>
+      </w:pPr>
       <w:r>
         <w:rPr>
           <w:rFonts w:ascii="Arial" w:cs="Arial" w:eastAsia="Arial" w:hAnsi="Arial"/>
@@ -89,33 +133,7 @@
           <w:sz w:val="20"/>
           <w:szCs w:val="20"/>
         </w:rPr>
-        <w:t xml:space="preserve">[CONCEITO 1]</w:t>
-      </w:r>
-    </w:p>
-    <w:p>
-      <w:pPr>
-        <w:spacing w:after="50" w:before="50"/>
-        <w:ind w:left="400" w:hanging="200"/>
-      </w:pPr>
-      <w:r>
-        <w:rPr>
-          <w:rFonts w:ascii="Arial" w:cs="Arial" w:eastAsia="Arial" w:hAnsi="Arial"/>
-          <w:b/>
-          <w:bCs/>
-          <w:color w:val="40916C"/>
-          <w:sz w:val="20"/>
-          <w:szCs w:val="20"/>
-        </w:rPr>
-        <w:t xml:space="preserve">● </w:t>
-      </w:r>
-      <w:r>
-        <w:rPr>
-          <w:rFonts w:ascii="Arial" w:cs="Arial" w:eastAsia="Arial" w:hAnsi="Arial"/>
-          <w:color w:val="111827"/>
-          <w:sz w:val="20"/>
-          <w:szCs w:val="20"/>
-        </w:rPr>
-        <w:t xml:space="preserve">[CONCEITO 2]</w:t>
+        <w:t xml:space="preserve">O presente texto discute [DESCREVER O TEMA CENTRAL – EX: A LUTA DE CLASSES, O IMPACTO DA TECNOLOGIA, A REVOLUÇÃO FRANCESA]. O autor argumenta que [DESCREVER O ARGUMENTO PRINCIPAL].</w:t>
       </w:r>
     </w:p>
     <w:p>
@@ -134,13 +152,108 @@
           <w:sz w:val="24"/>
           <w:szCs w:val="24"/>
         </w:rPr>
-        <w:t xml:space="preserve">Análise/Comentário</w:t>
-      </w:r>
-    </w:p>
-    <w:p>
-      <w:pPr>
-        <w:spacing w:after="100" w:before="100"/>
-      </w:pPr>
+        <w:t xml:space="preserve">2. CITAÇÕES DIRETAS (PONTOS-CHAVE)</w:t>
+      </w:r>
+    </w:p>
+    <w:p>
+      <w:pPr>
+        <w:spacing w:after="100" w:before="100"/>
+      </w:pPr>
+      <w:r>
+        <w:rPr>
+          <w:rFonts w:ascii="Arial" w:cs="Arial" w:eastAsia="Arial" w:hAnsi="Arial"/>
+          <w:b/>
+          <w:bCs/>
+          <w:color w:val="1B4332"/>
+          <w:sz w:val="20"/>
+          <w:szCs w:val="20"/>
+        </w:rPr>
+        <w:t xml:space="preserve">Página  |  Citação  |  Comentário/Análise</w:t>
+      </w:r>
+    </w:p>
+    <w:p>
+      <w:pPr>
+        <w:spacing w:after="100" w:before="100"/>
+      </w:pPr>
+      <w:r>
+        <w:rPr>
+          <w:rFonts w:ascii="Arial" w:cs="Arial" w:eastAsia="Arial" w:hAnsi="Arial"/>
+          <w:b/>
+          <w:bCs/>
+          <w:color w:val="1B4332"/>
+          <w:sz w:val="20"/>
+          <w:szCs w:val="20"/>
+        </w:rPr>
+        <w:t xml:space="preserve">[X]  |  "[CITAÇÃO 1: INSIRA O TEXTO ENTRE ASPAS]"  |  [NOTAS SOBRE A CITAÇÃO 1]</w:t>
+      </w:r>
+    </w:p>
+    <w:p>
+      <w:pPr>
+        <w:spacing w:after="100" w:before="100"/>
+      </w:pPr>
+      <w:r>
+        <w:rPr>
+          <w:rFonts w:ascii="Arial" w:cs="Arial" w:eastAsia="Arial" w:hAnsi="Arial"/>
+          <w:b/>
+          <w:bCs/>
+          <w:color w:val="1B4332"/>
+          <w:sz w:val="20"/>
+          <w:szCs w:val="20"/>
+        </w:rPr>
+        <w:t xml:space="preserve">[X]  |  "[CITAÇÃO 2: INSIRA O TEXTO ENTRE ASPAS]"  |  [NOTAS SOBRE A CITAÇÃO 2]</w:t>
+      </w:r>
+    </w:p>
+    <w:p>
+      <w:pPr>
+        <w:spacing w:after="100" w:before="100"/>
+      </w:pPr>
+      <w:r>
+        <w:rPr>
+          <w:rFonts w:ascii="Arial" w:cs="Arial" w:eastAsia="Arial" w:hAnsi="Arial"/>
+          <w:b/>
+          <w:bCs/>
+          <w:color w:val="1B4332"/>
+          <w:sz w:val="20"/>
+          <w:szCs w:val="20"/>
+        </w:rPr>
+        <w:t xml:space="preserve">[X]  |  "[CITAÇÃO 3: INSIRA O TEXTO ENTRE ASPAS]"  |  [NOTAS SOBRE A CITAÇÃO 3]</w:t>
+      </w:r>
+    </w:p>
+    <w:p>
+      <w:pPr>
+        <w:pBdr>
+          <w:bottom w:val="single" w:color="40916C" w:sz="1"/>
+        </w:pBdr>
+        <w:spacing w:after="150" w:before="300"/>
+      </w:pPr>
+      <w:r>
+        <w:rPr>
+          <w:rFonts w:ascii="Arial" w:cs="Arial" w:eastAsia="Arial" w:hAnsi="Arial"/>
+          <w:b/>
+          <w:bCs/>
+          <w:color w:val="2D6A4F"/>
+          <w:sz w:val="24"/>
+          <w:szCs w:val="24"/>
+        </w:rPr>
+        <w:t xml:space="preserve">3. VOCABULÁRIO TÉCNICO E CONCEITOS</w:t>
+      </w:r>
+    </w:p>
+    <w:p>
+      <w:pPr>
+        <w:spacing w:after="50" w:before="50"/>
+        <w:ind w:left="400" w:hanging="200"/>
+      </w:pPr>
+      <w:r>
+        <w:rPr>
+          <w:rFonts w:ascii="Arial" w:cs="Arial" w:eastAsia="Arial" w:hAnsi="Arial"/>
+          <w:b/>
+          <w:bCs/>
+          <w:color w:val="40916C"/>
+          <w:sz w:val="20"/>
+          <w:szCs w:val="20"/>
+        </w:rPr>
+        <w:t xml:space="preserve">● </w:t>
+      </w:r>
       <w:r>
         <w:rPr>
           <w:rFonts w:ascii="Arial" w:cs="Arial" w:eastAsia="Arial" w:hAnsi="Arial"/>
@@ -148,7 +261,125 @@
           <w:sz w:val="20"/>
           <w:szCs w:val="20"/>
         </w:rPr>
-        <w:t xml:space="preserve">[SUA ANÁLISE CRÍTICA SOBRE O TEXTO].</w:t>
+        <w:t xml:space="preserve">**[CONCEITO 1]:** [DEFINIÇÃO DO CONCEITO CONFORME O AUTOR].</w:t>
+      </w:r>
+    </w:p>
+    <w:p>
+      <w:pPr>
+        <w:spacing w:after="50" w:before="50"/>
+        <w:ind w:left="400" w:hanging="200"/>
+      </w:pPr>
+      <w:r>
+        <w:rPr>
+          <w:rFonts w:ascii="Arial" w:cs="Arial" w:eastAsia="Arial" w:hAnsi="Arial"/>
+          <w:b/>
+          <w:bCs/>
+          <w:color w:val="40916C"/>
+          <w:sz w:val="20"/>
+          <w:szCs w:val="20"/>
+        </w:rPr>
+        <w:t xml:space="preserve">● </w:t>
+      </w:r>
+      <w:r>
+        <w:rPr>
+          <w:rFonts w:ascii="Arial" w:cs="Arial" w:eastAsia="Arial" w:hAnsi="Arial"/>
+          <w:color w:val="111827"/>
+          <w:sz w:val="20"/>
+          <w:szCs w:val="20"/>
+        </w:rPr>
+        <w:t xml:space="preserve">**[CONCEITO 2]:** [DEFINIÇÃO DO CONCEITO CONFORME O AUTOR].</w:t>
+      </w:r>
+    </w:p>
+    <w:p>
+      <w:pPr>
+        <w:spacing w:after="50" w:before="50"/>
+        <w:ind w:left="400" w:hanging="200"/>
+      </w:pPr>
+      <w:r>
+        <w:rPr>
+          <w:rFonts w:ascii="Arial" w:cs="Arial" w:eastAsia="Arial" w:hAnsi="Arial"/>
+          <w:b/>
+          <w:bCs/>
+          <w:color w:val="40916C"/>
+          <w:sz w:val="20"/>
+          <w:szCs w:val="20"/>
+        </w:rPr>
+        <w:t xml:space="preserve">● </w:t>
+      </w:r>
+      <w:r>
+        <w:rPr>
+          <w:rFonts w:ascii="Arial" w:cs="Arial" w:eastAsia="Arial" w:hAnsi="Arial"/>
+          <w:color w:val="111827"/>
+          <w:sz w:val="20"/>
+          <w:szCs w:val="20"/>
+        </w:rPr>
+        <w:t xml:space="preserve">**[CONCEITO 3]:** [DEFINIÇÃO DO CONCEITO CONFORME O AUTOR].</w:t>
+      </w:r>
+    </w:p>
+    <w:p>
+      <w:pPr>
+        <w:pBdr>
+          <w:bottom w:val="single" w:color="40916C" w:sz="1"/>
+        </w:pBdr>
+        <w:spacing w:after="150" w:before="300"/>
+      </w:pPr>
+      <w:r>
+        <w:rPr>
+          <w:rFonts w:ascii="Arial" w:cs="Arial" w:eastAsia="Arial" w:hAnsi="Arial"/>
+          <w:b/>
+          <w:bCs/>
+          <w:color w:val="2D6A4F"/>
+          <w:sz w:val="24"/>
+          <w:szCs w:val="24"/>
+        </w:rPr>
+        <w:t xml:space="preserve">4. ANÁLISE CRÍTICA PESSOAL</w:t>
+      </w:r>
+    </w:p>
+    <w:p>
+      <w:pPr>
+        <w:spacing w:after="100" w:before="100"/>
+      </w:pPr>
+      <w:r>
+        <w:rPr>
+          <w:rFonts w:ascii="Arial" w:cs="Arial" w:eastAsia="Arial" w:hAnsi="Arial"/>
+          <w:color w:val="111827"/>
+          <w:sz w:val="20"/>
+          <w:szCs w:val="20"/>
+        </w:rPr>
+        <w:t xml:space="preserve">[O QUE VOCÊ PENSA SOBRE AS IDEIAS DO AUTOR? ELAS SÃO RELEVANTES HOJE? QUAIS AS CRÍTICAS OU CONCORDÂNCIAS?].</w:t>
+      </w:r>
+    </w:p>
+    <w:p>
+      <w:pPr>
+        <w:pBdr>
+          <w:bottom w:val="single" w:color="40916C" w:sz="1"/>
+        </w:pBdr>
+        <w:spacing w:after="150" w:before="300"/>
+      </w:pPr>
+      <w:r>
+        <w:rPr>
+          <w:rFonts w:ascii="Arial" w:cs="Arial" w:eastAsia="Arial" w:hAnsi="Arial"/>
+          <w:b/>
+          <w:bCs/>
+          <w:color w:val="2D6A4F"/>
+          <w:sz w:val="24"/>
+          <w:szCs w:val="24"/>
+        </w:rPr>
+        <w:t xml:space="preserve">5. RELEVÂNCIA PARA A PESQUISA / TRABALHO</w:t>
+      </w:r>
+    </w:p>
+    <w:p>
+      <w:pPr>
+        <w:spacing w:after="100" w:before="100"/>
+      </w:pPr>
+      <w:r>
+        <w:rPr>
+          <w:rFonts w:ascii="Arial" w:cs="Arial" w:eastAsia="Arial" w:hAnsi="Arial"/>
+          <w:color w:val="111827"/>
+          <w:sz w:val="20"/>
+          <w:szCs w:val="20"/>
+        </w:rPr>
+        <w:t xml:space="preserve">[COMO ESTE TEXTO AJUDA NO SEU TRABALHO OU PESQUISA ATUAL?].</w:t>
       </w:r>
     </w:p>
     <w:sectPr>

--- a/templates/03_academia/03_fichamento_texto.docx
+++ b/templates/03_academia/03_fichamento_texto.docx
@@ -155,70 +155,359 @@
         <w:t xml:space="preserve">2. CITAÇÕES DIRETAS (PONTOS-CHAVE)</w:t>
       </w:r>
     </w:p>
-    <w:p>
-      <w:pPr>
-        <w:spacing w:after="100" w:before="100"/>
-      </w:pPr>
-      <w:r>
-        <w:rPr>
-          <w:rFonts w:ascii="Arial" w:cs="Arial" w:eastAsia="Arial" w:hAnsi="Arial"/>
-          <w:b/>
-          <w:bCs/>
-          <w:color w:val="1B4332"/>
-          <w:sz w:val="20"/>
-          <w:szCs w:val="20"/>
-        </w:rPr>
-        <w:t xml:space="preserve">Página  |  Citação  |  Comentário/Análise</w:t>
-      </w:r>
-    </w:p>
-    <w:p>
-      <w:pPr>
-        <w:spacing w:after="100" w:before="100"/>
-      </w:pPr>
-      <w:r>
-        <w:rPr>
-          <w:rFonts w:ascii="Arial" w:cs="Arial" w:eastAsia="Arial" w:hAnsi="Arial"/>
-          <w:b/>
-          <w:bCs/>
-          <w:color w:val="1B4332"/>
-          <w:sz w:val="20"/>
-          <w:szCs w:val="20"/>
-        </w:rPr>
-        <w:t xml:space="preserve">[X]  |  "[CITAÇÃO 1: INSIRA O TEXTO ENTRE ASPAS]"  |  [NOTAS SOBRE A CITAÇÃO 1]</w:t>
-      </w:r>
-    </w:p>
-    <w:p>
-      <w:pPr>
-        <w:spacing w:after="100" w:before="100"/>
-      </w:pPr>
-      <w:r>
-        <w:rPr>
-          <w:rFonts w:ascii="Arial" w:cs="Arial" w:eastAsia="Arial" w:hAnsi="Arial"/>
-          <w:b/>
-          <w:bCs/>
-          <w:color w:val="1B4332"/>
-          <w:sz w:val="20"/>
-          <w:szCs w:val="20"/>
-        </w:rPr>
-        <w:t xml:space="preserve">[X]  |  "[CITAÇÃO 2: INSIRA O TEXTO ENTRE ASPAS]"  |  [NOTAS SOBRE A CITAÇÃO 2]</w:t>
-      </w:r>
-    </w:p>
-    <w:p>
-      <w:pPr>
-        <w:spacing w:after="100" w:before="100"/>
-      </w:pPr>
-      <w:r>
-        <w:rPr>
-          <w:rFonts w:ascii="Arial" w:cs="Arial" w:eastAsia="Arial" w:hAnsi="Arial"/>
-          <w:b/>
-          <w:bCs/>
-          <w:color w:val="1B4332"/>
-          <w:sz w:val="20"/>
-          <w:szCs w:val="20"/>
-        </w:rPr>
-        <w:t xml:space="preserve">[X]  |  "[CITAÇÃO 3: INSIRA O TEXTO ENTRE ASPAS]"  |  [NOTAS SOBRE A CITAÇÃO 3]</w:t>
-      </w:r>
-    </w:p>
+    <w:tbl>
+      <w:tblPr>
+        <w:tblW w:type="pct" w:w="100%"/>
+        <w:tblBorders>
+          <w:top w:val="single" w:color="auto" w:sz="4"/>
+          <w:left w:val="single" w:color="auto" w:sz="4"/>
+          <w:bottom w:val="single" w:color="auto" w:sz="4"/>
+          <w:right w:val="single" w:color="auto" w:sz="4"/>
+          <w:insideH w:val="single" w:color="auto" w:sz="4"/>
+          <w:insideV w:val="single" w:color="auto" w:sz="4"/>
+        </w:tblBorders>
+      </w:tblPr>
+      <w:tblGrid>
+        <w:gridCol w:w="100"/>
+        <w:gridCol w:w="100"/>
+        <w:gridCol w:w="100"/>
+      </w:tblGrid>
+      <w:tr>
+        <w:tc>
+          <w:tcPr>
+            <w:shd w:fill="1B4332" w:val="clear"/>
+            <w:tcMar>
+              <w:top w:type="dxa" w:w="100"/>
+              <w:left w:type="dxa" w:w="100"/>
+              <w:bottom w:type="dxa" w:w="100"/>
+              <w:right w:type="dxa" w:w="100"/>
+            </w:tcMar>
+            <w:vAlign w:val="center"/>
+          </w:tcPr>
+          <w:p>
+            <w:pPr>
+              <w:jc w:val="center"/>
+            </w:pPr>
+            <w:r>
+              <w:rPr>
+                <w:rFonts w:ascii="Arial" w:cs="Arial" w:eastAsia="Arial" w:hAnsi="Arial"/>
+                <w:b/>
+                <w:bCs/>
+                <w:color w:val="FFFFFF"/>
+                <w:sz w:val="18"/>
+                <w:szCs w:val="18"/>
+              </w:rPr>
+              <w:t xml:space="preserve">Página</w:t>
+            </w:r>
+          </w:p>
+        </w:tc>
+        <w:tc>
+          <w:tcPr>
+            <w:shd w:fill="1B4332" w:val="clear"/>
+            <w:tcMar>
+              <w:top w:type="dxa" w:w="100"/>
+              <w:left w:type="dxa" w:w="100"/>
+              <w:bottom w:type="dxa" w:w="100"/>
+              <w:right w:type="dxa" w:w="100"/>
+            </w:tcMar>
+            <w:vAlign w:val="center"/>
+          </w:tcPr>
+          <w:p>
+            <w:pPr>
+              <w:jc w:val="center"/>
+            </w:pPr>
+            <w:r>
+              <w:rPr>
+                <w:rFonts w:ascii="Arial" w:cs="Arial" w:eastAsia="Arial" w:hAnsi="Arial"/>
+                <w:b/>
+                <w:bCs/>
+                <w:color w:val="FFFFFF"/>
+                <w:sz w:val="18"/>
+                <w:szCs w:val="18"/>
+              </w:rPr>
+              <w:t xml:space="preserve">Citação</w:t>
+            </w:r>
+          </w:p>
+        </w:tc>
+        <w:tc>
+          <w:tcPr>
+            <w:shd w:fill="1B4332" w:val="clear"/>
+            <w:tcMar>
+              <w:top w:type="dxa" w:w="100"/>
+              <w:left w:type="dxa" w:w="100"/>
+              <w:bottom w:type="dxa" w:w="100"/>
+              <w:right w:type="dxa" w:w="100"/>
+            </w:tcMar>
+            <w:vAlign w:val="center"/>
+          </w:tcPr>
+          <w:p>
+            <w:pPr>
+              <w:jc w:val="center"/>
+            </w:pPr>
+            <w:r>
+              <w:rPr>
+                <w:rFonts w:ascii="Arial" w:cs="Arial" w:eastAsia="Arial" w:hAnsi="Arial"/>
+                <w:b/>
+                <w:bCs/>
+                <w:color w:val="FFFFFF"/>
+                <w:sz w:val="18"/>
+                <w:szCs w:val="18"/>
+              </w:rPr>
+              <w:t xml:space="preserve">Comentário/Análise</w:t>
+            </w:r>
+          </w:p>
+        </w:tc>
+      </w:tr>
+      <w:tr>
+        <w:tc>
+          <w:tcPr>
+            <w:tcMar>
+              <w:top w:type="dxa" w:w="100"/>
+              <w:left w:type="dxa" w:w="100"/>
+              <w:bottom w:type="dxa" w:w="100"/>
+              <w:right w:type="dxa" w:w="100"/>
+            </w:tcMar>
+            <w:vAlign w:val="center"/>
+          </w:tcPr>
+          <w:p>
+            <w:pPr>
+              <w:jc w:val="center"/>
+            </w:pPr>
+            <w:r>
+              <w:rPr>
+                <w:rFonts w:ascii="Arial" w:cs="Arial" w:eastAsia="Arial" w:hAnsi="Arial"/>
+                <w:b w:val="false"/>
+                <w:bCs w:val="false"/>
+                <w:color w:val="111827"/>
+                <w:sz w:val="18"/>
+                <w:szCs w:val="18"/>
+              </w:rPr>
+              <w:t xml:space="preserve">[X]</w:t>
+            </w:r>
+          </w:p>
+        </w:tc>
+        <w:tc>
+          <w:tcPr>
+            <w:tcMar>
+              <w:top w:type="dxa" w:w="100"/>
+              <w:left w:type="dxa" w:w="100"/>
+              <w:bottom w:type="dxa" w:w="100"/>
+              <w:right w:type="dxa" w:w="100"/>
+            </w:tcMar>
+            <w:vAlign w:val="center"/>
+          </w:tcPr>
+          <w:p>
+            <w:pPr>
+              <w:jc w:val="center"/>
+            </w:pPr>
+            <w:r>
+              <w:rPr>
+                <w:rFonts w:ascii="Arial" w:cs="Arial" w:eastAsia="Arial" w:hAnsi="Arial"/>
+                <w:b w:val="false"/>
+                <w:bCs w:val="false"/>
+                <w:color w:val="111827"/>
+                <w:sz w:val="18"/>
+                <w:szCs w:val="18"/>
+              </w:rPr>
+              <w:t xml:space="preserve">"[CITAÇÃO 1: INSIRA O TEXTO ENTRE ASPAS]"</w:t>
+            </w:r>
+          </w:p>
+        </w:tc>
+        <w:tc>
+          <w:tcPr>
+            <w:tcMar>
+              <w:top w:type="dxa" w:w="100"/>
+              <w:left w:type="dxa" w:w="100"/>
+              <w:bottom w:type="dxa" w:w="100"/>
+              <w:right w:type="dxa" w:w="100"/>
+            </w:tcMar>
+            <w:vAlign w:val="center"/>
+          </w:tcPr>
+          <w:p>
+            <w:pPr>
+              <w:jc w:val="center"/>
+            </w:pPr>
+            <w:r>
+              <w:rPr>
+                <w:rFonts w:ascii="Arial" w:cs="Arial" w:eastAsia="Arial" w:hAnsi="Arial"/>
+                <w:b w:val="false"/>
+                <w:bCs w:val="false"/>
+                <w:color w:val="111827"/>
+                <w:sz w:val="18"/>
+                <w:szCs w:val="18"/>
+              </w:rPr>
+              <w:t xml:space="preserve">[NOTAS SOBRE A CITAÇÃO 1]</w:t>
+            </w:r>
+          </w:p>
+        </w:tc>
+      </w:tr>
+      <w:tr>
+        <w:tc>
+          <w:tcPr>
+            <w:tcMar>
+              <w:top w:type="dxa" w:w="100"/>
+              <w:left w:type="dxa" w:w="100"/>
+              <w:bottom w:type="dxa" w:w="100"/>
+              <w:right w:type="dxa" w:w="100"/>
+            </w:tcMar>
+            <w:vAlign w:val="center"/>
+          </w:tcPr>
+          <w:p>
+            <w:pPr>
+              <w:jc w:val="center"/>
+            </w:pPr>
+            <w:r>
+              <w:rPr>
+                <w:rFonts w:ascii="Arial" w:cs="Arial" w:eastAsia="Arial" w:hAnsi="Arial"/>
+                <w:b w:val="false"/>
+                <w:bCs w:val="false"/>
+                <w:color w:val="111827"/>
+                <w:sz w:val="18"/>
+                <w:szCs w:val="18"/>
+              </w:rPr>
+              <w:t xml:space="preserve">[X]</w:t>
+            </w:r>
+          </w:p>
+        </w:tc>
+        <w:tc>
+          <w:tcPr>
+            <w:tcMar>
+              <w:top w:type="dxa" w:w="100"/>
+              <w:left w:type="dxa" w:w="100"/>
+              <w:bottom w:type="dxa" w:w="100"/>
+              <w:right w:type="dxa" w:w="100"/>
+            </w:tcMar>
+            <w:vAlign w:val="center"/>
+          </w:tcPr>
+          <w:p>
+            <w:pPr>
+              <w:jc w:val="center"/>
+            </w:pPr>
+            <w:r>
+              <w:rPr>
+                <w:rFonts w:ascii="Arial" w:cs="Arial" w:eastAsia="Arial" w:hAnsi="Arial"/>
+                <w:b w:val="false"/>
+                <w:bCs w:val="false"/>
+                <w:color w:val="111827"/>
+                <w:sz w:val="18"/>
+                <w:szCs w:val="18"/>
+              </w:rPr>
+              <w:t xml:space="preserve">"[CITAÇÃO 2: INSIRA O TEXTO ENTRE ASPAS]"</w:t>
+            </w:r>
+          </w:p>
+        </w:tc>
+        <w:tc>
+          <w:tcPr>
+            <w:tcMar>
+              <w:top w:type="dxa" w:w="100"/>
+              <w:left w:type="dxa" w:w="100"/>
+              <w:bottom w:type="dxa" w:w="100"/>
+              <w:right w:type="dxa" w:w="100"/>
+            </w:tcMar>
+            <w:vAlign w:val="center"/>
+          </w:tcPr>
+          <w:p>
+            <w:pPr>
+              <w:jc w:val="center"/>
+            </w:pPr>
+            <w:r>
+              <w:rPr>
+                <w:rFonts w:ascii="Arial" w:cs="Arial" w:eastAsia="Arial" w:hAnsi="Arial"/>
+                <w:b w:val="false"/>
+                <w:bCs w:val="false"/>
+                <w:color w:val="111827"/>
+                <w:sz w:val="18"/>
+                <w:szCs w:val="18"/>
+              </w:rPr>
+              <w:t xml:space="preserve">[NOTAS SOBRE A CITAÇÃO 2]</w:t>
+            </w:r>
+          </w:p>
+        </w:tc>
+      </w:tr>
+      <w:tr>
+        <w:tc>
+          <w:tcPr>
+            <w:tcMar>
+              <w:top w:type="dxa" w:w="100"/>
+              <w:left w:type="dxa" w:w="100"/>
+              <w:bottom w:type="dxa" w:w="100"/>
+              <w:right w:type="dxa" w:w="100"/>
+            </w:tcMar>
+            <w:vAlign w:val="center"/>
+          </w:tcPr>
+          <w:p>
+            <w:pPr>
+              <w:jc w:val="center"/>
+            </w:pPr>
+            <w:r>
+              <w:rPr>
+                <w:rFonts w:ascii="Arial" w:cs="Arial" w:eastAsia="Arial" w:hAnsi="Arial"/>
+                <w:b w:val="false"/>
+                <w:bCs w:val="false"/>
+                <w:color w:val="111827"/>
+                <w:sz w:val="18"/>
+                <w:szCs w:val="18"/>
+              </w:rPr>
+              <w:t xml:space="preserve">[X]</w:t>
+            </w:r>
+          </w:p>
+        </w:tc>
+        <w:tc>
+          <w:tcPr>
+            <w:tcMar>
+              <w:top w:type="dxa" w:w="100"/>
+              <w:left w:type="dxa" w:w="100"/>
+              <w:bottom w:type="dxa" w:w="100"/>
+              <w:right w:type="dxa" w:w="100"/>
+            </w:tcMar>
+            <w:vAlign w:val="center"/>
+          </w:tcPr>
+          <w:p>
+            <w:pPr>
+              <w:jc w:val="center"/>
+            </w:pPr>
+            <w:r>
+              <w:rPr>
+                <w:rFonts w:ascii="Arial" w:cs="Arial" w:eastAsia="Arial" w:hAnsi="Arial"/>
+                <w:b w:val="false"/>
+                <w:bCs w:val="false"/>
+                <w:color w:val="111827"/>
+                <w:sz w:val="18"/>
+                <w:szCs w:val="18"/>
+              </w:rPr>
+              <w:t xml:space="preserve">"[CITAÇÃO 3: INSIRA O TEXTO ENTRE ASPAS]"</w:t>
+            </w:r>
+          </w:p>
+        </w:tc>
+        <w:tc>
+          <w:tcPr>
+            <w:tcMar>
+              <w:top w:type="dxa" w:w="100"/>
+              <w:left w:type="dxa" w:w="100"/>
+              <w:bottom w:type="dxa" w:w="100"/>
+              <w:right w:type="dxa" w:w="100"/>
+            </w:tcMar>
+            <w:vAlign w:val="center"/>
+          </w:tcPr>
+          <w:p>
+            <w:pPr>
+              <w:jc w:val="center"/>
+            </w:pPr>
+            <w:r>
+              <w:rPr>
+                <w:rFonts w:ascii="Arial" w:cs="Arial" w:eastAsia="Arial" w:hAnsi="Arial"/>
+                <w:b w:val="false"/>
+                <w:bCs w:val="false"/>
+                <w:color w:val="111827"/>
+                <w:sz w:val="18"/>
+                <w:szCs w:val="18"/>
+              </w:rPr>
+              <w:t xml:space="preserve">[NOTAS SOBRE A CITAÇÃO 3]</w:t>
+            </w:r>
+          </w:p>
+        </w:tc>
+      </w:tr>
+    </w:tbl>
     <w:p>
       <w:pPr>
         <w:pBdr>
